--- a/demo/brightpath_finance/brightpath_finance_ic_memo.docx
+++ b/demo/brightpath_finance/brightpath_finance_ic_memo.docx
@@ -16,7 +16,7 @@
         <w:pStyle w:val="ListBullet"/>
       </w:pPr>
       <w:r>
-        <w:t>**Date**: 2026-10-06</w:t>
+        <w:t>**Date**: 2026-10-07</w:t>
       </w:r>
     </w:p>
     <w:p>
@@ -62,7 +62,7 @@
         <w:pStyle w:val="ListBullet"/>
       </w:pPr>
       <w:r>
-        <w:t>Fund-weighted 5D overall: **1.80/5** (unweighted: 1.8/5)</w:t>
+        <w:t>Fund-weighted 5D overall: **1.68/5** (unweighted: 1.7/5)</w:t>
       </w:r>
     </w:p>
     <w:p>
@@ -70,7 +70,7 @@
         <w:pStyle w:val="ListBullet"/>
       </w:pPr>
       <w:r>
-        <w:t>Fund-weighted SDG score: **38.0/100**</w:t>
+        <w:t>Fund-weighted SDG score: **21.9/100**</w:t>
       </w:r>
     </w:p>
     <w:p/>
@@ -94,7 +94,7 @@
     </w:p>
     <w:p>
       <w:r>
-        <w:t>| What | 1.8/5 | partial | Reporting 2 metrics (0 theme-specific, 14 available) |</w:t>
+        <w:t>| What | 1.5/5 | partial | Reporting 2 metrics (0 theme-specific, 14 available) |</w:t>
       </w:r>
     </w:p>
     <w:p>
@@ -114,12 +114,12 @@
     </w:p>
     <w:p>
       <w:r>
-        <w:t>| Risk | 1.5/5 | estimated | Estimated from sector/description (4 metrics available to track) |</w:t>
+        <w:t>| Risk | 1.2/5 | estimated | Estimated from sector/description (4 metrics available to track) |</w:t>
       </w:r>
     </w:p>
     <w:p>
       <w:r>
-        <w:t>| **Overall** | **1.8/5** | partial | Grade: C |</w:t>
+        <w:t>| **Overall** | **1.7/5** | partial | Grade: C |</w:t>
       </w:r>
     </w:p>
     <w:p/>
@@ -181,27 +181,27 @@
     </w:p>
     <w:p>
       <w:r>
-        <w:t>| SDG 13 (Climate Action) | 66/100 | 2 | partial (core_set) |</w:t>
+        <w:t>| SDG 1 (No Poverty) | 43/100 | 2 | partial (core_set) |</w:t>
       </w:r>
     </w:p>
     <w:p>
       <w:r>
-        <w:t>| SDG 10 (Reduced Inequalities) | 42/100 | 4 | partial (core_set) |</w:t>
+        <w:t>| SDG 2 (Zero Hunger) | 43/100 | 3 | partial (core_set) |</w:t>
       </w:r>
     </w:p>
     <w:p>
       <w:r>
-        <w:t>| SDG 2 (Zero Hunger) | 41/100 | 3 | partial (core_set) |</w:t>
+        <w:t>| SDG 5 (Gender Equality) | 38/100 | 3 | partial (core_set) |</w:t>
       </w:r>
     </w:p>
     <w:p>
       <w:r>
-        <w:t>| SDG 1 (No Poverty) | 40/100 | 2 | partial (core_set) |</w:t>
+        <w:t>| SDG 8 (Decent Work and Economic Growth) | 37/100 | 8 | partial (core_set) |</w:t>
       </w:r>
     </w:p>
     <w:p>
       <w:r>
-        <w:t>| SDG 5 (Gender Equality) | 40/100 | 3 | partial (core_set) |</w:t>
+        <w:t>| SDG 9 (Industry, Innovation and Infrastructure) | 36/100 | 2 | partial (core_set) |</w:t>
       </w:r>
     </w:p>
     <w:p/>
@@ -259,12 +259,12 @@
     </w:p>
     <w:p>
       <w:r>
-        <w:t>| 5D overall score | fail | 1.8 | 2.5 | 5D overall 1.8 vs. min 2.5 |</w:t>
+        <w:t>| 5D overall score | fail | 1.7 | 2.5 | 5D overall 1.7 vs. min 2.5 |</w:t>
       </w:r>
     </w:p>
     <w:p>
       <w:r>
-        <w:t>| Top SDG score | pass | 66.0 | 60.0 | SDG 13 (Climate Action): 66.0 vs. min 60.0 |</w:t>
+        <w:t>| Top SDG score | fail | 42.7 | 60.0 | SDG 1 (No Poverty): 42.7 vs. min 60.0 |</w:t>
       </w:r>
     </w:p>
     <w:p>
@@ -274,7 +274,7 @@
     </w:p>
     <w:p>
       <w:r>
-        <w:t>| Greenwashing risk | fail | 58.9 | 40.0 | Risk 58.9 vs. max 40.0 |</w:t>
+        <w:t>| Greenwashing risk | fail | 57.1 | 40.0 | Risk 57.1 vs. max 40.0 |</w:t>
       </w:r>
     </w:p>
     <w:p>
@@ -296,7 +296,15 @@
         <w:pStyle w:val="ListBullet"/>
       </w:pPr>
       <w:r>
-        <w:t>❌ 5D overall 1.8 vs. min 2.5</w:t>
+        <w:t>❌ 5D overall 1.7 vs. min 2.5</w:t>
+      </w:r>
+    </w:p>
+    <w:p>
+      <w:pPr>
+        <w:pStyle w:val="ListBullet"/>
+      </w:pPr>
+      <w:r>
+        <w:t>❌ SDG 1 (No Poverty): 42.7 vs. min 60.0</w:t>
       </w:r>
     </w:p>
     <w:p>
@@ -312,7 +320,7 @@
         <w:pStyle w:val="ListBullet"/>
       </w:pPr>
       <w:r>
-        <w:t>❌ Risk 58.9 vs. max 40.0</w:t>
+        <w:t>❌ Risk 57.1 vs. max 40.0</w:t>
       </w:r>
     </w:p>
     <w:p/>
@@ -350,6 +358,16 @@
     <w:p>
       <w:r>
         <w:t>---</w:t>
+      </w:r>
+    </w:p>
+    <w:p>
+      <w:r>
+        <w:t>*AI &amp; automation disclosure: Automated analysis: produced by rules and a deterministic scoring model; no generative AI was used. 3 of 21 scores are estimated from document text rather than reported metrics. Review before relying on it.*</w:t>
+      </w:r>
+    </w:p>
+    <w:p>
+      <w:r>
+        <w:t>*Methodology v1.1.0 · config 8fabf9b5a7e2*</w:t>
       </w:r>
     </w:p>
     <w:p>

--- a/demo/brightpath_finance/brightpath_finance_ic_memo.docx
+++ b/demo/brightpath_finance/brightpath_finance_ic_memo.docx
@@ -10,13 +10,18 @@
         <w:t>Investment Committee Memo — BrightPath Finance</w:t>
       </w:r>
     </w:p>
-    <w:p/>
     <w:p>
       <w:pPr>
         <w:pStyle w:val="ListBullet"/>
       </w:pPr>
       <w:r>
-        <w:t>**Date**: 2026-10-07</w:t>
+        <w:rPr>
+          <w:b/>
+        </w:rPr>
+        <w:t>Date</w:t>
+      </w:r>
+      <w:r>
+        <w:t>: 2026-10-07</w:t>
       </w:r>
     </w:p>
     <w:p>
@@ -24,7 +29,13 @@
         <w:pStyle w:val="ListBullet"/>
       </w:pPr>
       <w:r>
-        <w:t>**Fund**: Example Climate Fund I</w:t>
+        <w:rPr>
+          <w:b/>
+        </w:rPr>
+        <w:t>Fund</w:t>
+      </w:r>
+      <w:r>
+        <w:t>: Example Climate Fund I</w:t>
       </w:r>
     </w:p>
     <w:p>
@@ -32,7 +43,13 @@
         <w:pStyle w:val="ListBullet"/>
       </w:pPr>
       <w:r>
-        <w:t>**Sector**: fintech</w:t>
+        <w:rPr>
+          <w:b/>
+        </w:rPr>
+        <w:t>Sector</w:t>
+      </w:r>
+      <w:r>
+        <w:t>: fintech</w:t>
       </w:r>
     </w:p>
     <w:p>
@@ -40,10 +57,24 @@
         <w:pStyle w:val="ListBullet"/>
       </w:pPr>
       <w:r>
-        <w:t>**IC gate result**: **INSUFFICIENT EVIDENCE** — Not IC-ready: the failed checks reflect missing evidence, not negative findings. Collect the missing metrics and DD answers, then re-screen.</w:t>
+        <w:rPr>
+          <w:b/>
+        </w:rPr>
+        <w:t>IC gate result</w:t>
+      </w:r>
+      <w:r>
+        <w:t xml:space="preserve">: </w:t>
+      </w:r>
+      <w:r>
+        <w:rPr>
+          <w:b/>
+        </w:rPr>
+        <w:t>INSUFFICIENT EVIDENCE</w:t>
+      </w:r>
+      <w:r>
+        <w:t xml:space="preserve"> — Not IC-ready: the failed checks reflect missing evidence, not negative findings. Collect the missing metrics and DD answers, then re-screen.</w:t>
       </w:r>
     </w:p>
-    <w:p/>
     <w:p>
       <w:pPr>
         <w:pStyle w:val="Heading1"/>
@@ -54,7 +85,16 @@
     </w:p>
     <w:p>
       <w:r>
-        <w:t>Fund thesis: *Example Climate Fund I* (impact_first, vintage 2024)</w:t>
+        <w:t xml:space="preserve">Fund thesis: </w:t>
+      </w:r>
+      <w:r>
+        <w:rPr>
+          <w:i/>
+        </w:rPr>
+        <w:t>Example Climate Fund I</w:t>
+      </w:r>
+      <w:r>
+        <w:t xml:space="preserve"> (impact_first, vintage 2024)</w:t>
       </w:r>
     </w:p>
     <w:p>
@@ -62,7 +102,16 @@
         <w:pStyle w:val="ListBullet"/>
       </w:pPr>
       <w:r>
-        <w:t>Fund-weighted 5D overall: **1.68/5** (unweighted: 1.7/5)</w:t>
+        <w:t xml:space="preserve">Fund-weighted 5D overall: </w:t>
+      </w:r>
+      <w:r>
+        <w:rPr>
+          <w:b/>
+        </w:rPr>
+        <w:t>1.68/5</w:t>
+      </w:r>
+      <w:r>
+        <w:t xml:space="preserve"> (unweighted: 1.7/5)</w:t>
       </w:r>
     </w:p>
     <w:p>
@@ -70,10 +119,15 @@
         <w:pStyle w:val="ListBullet"/>
       </w:pPr>
       <w:r>
-        <w:t>Fund-weighted SDG score: **21.9/100**</w:t>
+        <w:t xml:space="preserve">Fund-weighted SDG score: </w:t>
+      </w:r>
+      <w:r>
+        <w:rPr>
+          <w:b/>
+        </w:rPr>
+        <w:t>21.9/100</w:t>
       </w:r>
     </w:p>
-    <w:p/>
     <w:p>
       <w:pPr>
         <w:pStyle w:val="Heading1"/>
@@ -82,50 +136,542 @@
         <w:t>2. 5-Dimension Impact Score</w:t>
       </w:r>
     </w:p>
-    <w:p>
-      <w:r>
-        <w:t>| Dimension | Score | Provenance | Notes |</w:t>
-      </w:r>
-    </w:p>
-    <w:p>
-      <w:r>
-        <w:t>|---|---|---|---|</w:t>
-      </w:r>
-    </w:p>
-    <w:p>
-      <w:r>
-        <w:t>| What | 1.5/5 | partial | Reporting 2 metrics (0 theme-specific, 14 available) |</w:t>
-      </w:r>
-    </w:p>
-    <w:p>
-      <w:r>
-        <w:t>| Who | 2.5/5 | evidence-based | Reporting 5 metrics (0 theme-specific, 6 available) |</w:t>
-      </w:r>
-    </w:p>
-    <w:p>
-      <w:r>
-        <w:t>| How Much | 1.8/5 | estimated | Scale=1.8, Depth=1.8, Duration=1.8 |</w:t>
-      </w:r>
-    </w:p>
-    <w:p>
-      <w:r>
-        <w:t>| Contribution | 1.5/5 | estimated | Depth=1.5, Duration=1.5 |</w:t>
-      </w:r>
-    </w:p>
-    <w:p>
-      <w:r>
-        <w:t>| Risk | 1.2/5 | estimated | Estimated from sector/description (4 metrics available to track) |</w:t>
-      </w:r>
-    </w:p>
-    <w:p>
-      <w:r>
-        <w:t>| **Overall** | **1.7/5** | partial | Grade: C |</w:t>
-      </w:r>
-    </w:p>
+    <w:tbl>
+      <w:tblPr>
+        <w:tblStyle w:val="TableGrid"/>
+        <w:tblW w:type="auto" w:w="0"/>
+        <w:tblLook w:firstColumn="1" w:firstRow="1" w:lastColumn="0" w:lastRow="0" w:noHBand="0" w:noVBand="1" w:val="04A0"/>
+      </w:tblPr>
+      <w:tblGrid>
+        <w:gridCol w:w="2436"/>
+        <w:gridCol w:w="2436"/>
+        <w:gridCol w:w="2436"/>
+        <w:gridCol w:w="2436"/>
+      </w:tblGrid>
+      <w:tr>
+        <w:tc>
+          <w:tcPr>
+            <w:tcW w:type="dxa" w:w="2436"/>
+            <w:shd w:val="clear" w:color="auto" w:fill="E8EEF7"/>
+          </w:tcPr>
+          <w:p>
+            <w:pPr>
+              <w:spacing w:after="20"/>
+            </w:pPr>
+            <w:r>
+              <w:rPr>
+                <w:b/>
+              </w:rPr>
+            </w:r>
+            <w:r>
+              <w:rPr>
+                <w:b/>
+                <w:sz w:val="19"/>
+              </w:rPr>
+              <w:t>Dimension</w:t>
+            </w:r>
+          </w:p>
+        </w:tc>
+        <w:tc>
+          <w:tcPr>
+            <w:tcW w:type="dxa" w:w="2436"/>
+            <w:shd w:val="clear" w:color="auto" w:fill="E8EEF7"/>
+          </w:tcPr>
+          <w:p>
+            <w:pPr>
+              <w:spacing w:after="20"/>
+            </w:pPr>
+            <w:r>
+              <w:rPr>
+                <w:b/>
+              </w:rPr>
+            </w:r>
+            <w:r>
+              <w:rPr>
+                <w:b/>
+                <w:sz w:val="19"/>
+              </w:rPr>
+              <w:t>Score</w:t>
+            </w:r>
+          </w:p>
+        </w:tc>
+        <w:tc>
+          <w:tcPr>
+            <w:tcW w:type="dxa" w:w="2436"/>
+            <w:shd w:val="clear" w:color="auto" w:fill="E8EEF7"/>
+          </w:tcPr>
+          <w:p>
+            <w:pPr>
+              <w:spacing w:after="20"/>
+            </w:pPr>
+            <w:r>
+              <w:rPr>
+                <w:b/>
+              </w:rPr>
+            </w:r>
+            <w:r>
+              <w:rPr>
+                <w:b/>
+                <w:sz w:val="19"/>
+              </w:rPr>
+              <w:t>Provenance</w:t>
+            </w:r>
+          </w:p>
+        </w:tc>
+        <w:tc>
+          <w:tcPr>
+            <w:tcW w:type="dxa" w:w="2436"/>
+            <w:shd w:val="clear" w:color="auto" w:fill="E8EEF7"/>
+          </w:tcPr>
+          <w:p>
+            <w:pPr>
+              <w:spacing w:after="20"/>
+            </w:pPr>
+            <w:r>
+              <w:rPr>
+                <w:b/>
+              </w:rPr>
+            </w:r>
+            <w:r>
+              <w:rPr>
+                <w:b/>
+                <w:sz w:val="19"/>
+              </w:rPr>
+              <w:t>Notes</w:t>
+            </w:r>
+          </w:p>
+        </w:tc>
+      </w:tr>
+      <w:tr>
+        <w:tc>
+          <w:tcPr>
+            <w:tcW w:type="dxa" w:w="2436"/>
+          </w:tcPr>
+          <w:p>
+            <w:pPr>
+              <w:spacing w:after="20"/>
+            </w:pPr>
+            <w:r/>
+            <w:r>
+              <w:rPr>
+                <w:sz w:val="19"/>
+              </w:rPr>
+              <w:t>What</w:t>
+            </w:r>
+          </w:p>
+        </w:tc>
+        <w:tc>
+          <w:tcPr>
+            <w:tcW w:type="dxa" w:w="2436"/>
+          </w:tcPr>
+          <w:p>
+            <w:pPr>
+              <w:spacing w:after="20"/>
+            </w:pPr>
+            <w:r/>
+            <w:r>
+              <w:rPr>
+                <w:sz w:val="19"/>
+              </w:rPr>
+              <w:t>1.5/5</w:t>
+            </w:r>
+          </w:p>
+        </w:tc>
+        <w:tc>
+          <w:tcPr>
+            <w:tcW w:type="dxa" w:w="2436"/>
+          </w:tcPr>
+          <w:p>
+            <w:pPr>
+              <w:spacing w:after="20"/>
+            </w:pPr>
+            <w:r/>
+            <w:r>
+              <w:rPr>
+                <w:sz w:val="19"/>
+              </w:rPr>
+              <w:t>partial</w:t>
+            </w:r>
+          </w:p>
+        </w:tc>
+        <w:tc>
+          <w:tcPr>
+            <w:tcW w:type="dxa" w:w="2436"/>
+          </w:tcPr>
+          <w:p>
+            <w:pPr>
+              <w:spacing w:after="20"/>
+            </w:pPr>
+            <w:r/>
+            <w:r>
+              <w:rPr>
+                <w:sz w:val="19"/>
+              </w:rPr>
+              <w:t>Reporting 2 metrics (0 theme-specific, 14 available)</w:t>
+            </w:r>
+          </w:p>
+        </w:tc>
+      </w:tr>
+      <w:tr>
+        <w:tc>
+          <w:tcPr>
+            <w:tcW w:type="dxa" w:w="2436"/>
+          </w:tcPr>
+          <w:p>
+            <w:pPr>
+              <w:spacing w:after="20"/>
+            </w:pPr>
+            <w:r/>
+            <w:r>
+              <w:rPr>
+                <w:sz w:val="19"/>
+              </w:rPr>
+              <w:t>Who</w:t>
+            </w:r>
+          </w:p>
+        </w:tc>
+        <w:tc>
+          <w:tcPr>
+            <w:tcW w:type="dxa" w:w="2436"/>
+          </w:tcPr>
+          <w:p>
+            <w:pPr>
+              <w:spacing w:after="20"/>
+            </w:pPr>
+            <w:r/>
+            <w:r>
+              <w:rPr>
+                <w:sz w:val="19"/>
+              </w:rPr>
+              <w:t>2.5/5</w:t>
+            </w:r>
+          </w:p>
+        </w:tc>
+        <w:tc>
+          <w:tcPr>
+            <w:tcW w:type="dxa" w:w="2436"/>
+          </w:tcPr>
+          <w:p>
+            <w:pPr>
+              <w:spacing w:after="20"/>
+            </w:pPr>
+            <w:r/>
+            <w:r>
+              <w:rPr>
+                <w:sz w:val="19"/>
+              </w:rPr>
+              <w:t>evidence-based</w:t>
+            </w:r>
+          </w:p>
+        </w:tc>
+        <w:tc>
+          <w:tcPr>
+            <w:tcW w:type="dxa" w:w="2436"/>
+          </w:tcPr>
+          <w:p>
+            <w:pPr>
+              <w:spacing w:after="20"/>
+            </w:pPr>
+            <w:r/>
+            <w:r>
+              <w:rPr>
+                <w:sz w:val="19"/>
+              </w:rPr>
+              <w:t>Reporting 5 metrics (0 theme-specific, 6 available)</w:t>
+            </w:r>
+          </w:p>
+        </w:tc>
+      </w:tr>
+      <w:tr>
+        <w:tc>
+          <w:tcPr>
+            <w:tcW w:type="dxa" w:w="2436"/>
+          </w:tcPr>
+          <w:p>
+            <w:pPr>
+              <w:spacing w:after="20"/>
+            </w:pPr>
+            <w:r/>
+            <w:r>
+              <w:rPr>
+                <w:sz w:val="19"/>
+              </w:rPr>
+              <w:t>How Much</w:t>
+            </w:r>
+          </w:p>
+        </w:tc>
+        <w:tc>
+          <w:tcPr>
+            <w:tcW w:type="dxa" w:w="2436"/>
+          </w:tcPr>
+          <w:p>
+            <w:pPr>
+              <w:spacing w:after="20"/>
+            </w:pPr>
+            <w:r/>
+            <w:r>
+              <w:rPr>
+                <w:sz w:val="19"/>
+              </w:rPr>
+              <w:t>1.8/5</w:t>
+            </w:r>
+          </w:p>
+        </w:tc>
+        <w:tc>
+          <w:tcPr>
+            <w:tcW w:type="dxa" w:w="2436"/>
+          </w:tcPr>
+          <w:p>
+            <w:pPr>
+              <w:spacing w:after="20"/>
+            </w:pPr>
+            <w:r/>
+            <w:r>
+              <w:rPr>
+                <w:sz w:val="19"/>
+              </w:rPr>
+              <w:t>estimated</w:t>
+            </w:r>
+          </w:p>
+        </w:tc>
+        <w:tc>
+          <w:tcPr>
+            <w:tcW w:type="dxa" w:w="2436"/>
+          </w:tcPr>
+          <w:p>
+            <w:pPr>
+              <w:spacing w:after="20"/>
+            </w:pPr>
+            <w:r/>
+            <w:r>
+              <w:rPr>
+                <w:sz w:val="19"/>
+              </w:rPr>
+              <w:t>Scale=1.8, Depth=1.8, Duration=1.8</w:t>
+            </w:r>
+          </w:p>
+        </w:tc>
+      </w:tr>
+      <w:tr>
+        <w:tc>
+          <w:tcPr>
+            <w:tcW w:type="dxa" w:w="2436"/>
+          </w:tcPr>
+          <w:p>
+            <w:pPr>
+              <w:spacing w:after="20"/>
+            </w:pPr>
+            <w:r/>
+            <w:r>
+              <w:rPr>
+                <w:sz w:val="19"/>
+              </w:rPr>
+              <w:t>Contribution</w:t>
+            </w:r>
+          </w:p>
+        </w:tc>
+        <w:tc>
+          <w:tcPr>
+            <w:tcW w:type="dxa" w:w="2436"/>
+          </w:tcPr>
+          <w:p>
+            <w:pPr>
+              <w:spacing w:after="20"/>
+            </w:pPr>
+            <w:r/>
+            <w:r>
+              <w:rPr>
+                <w:sz w:val="19"/>
+              </w:rPr>
+              <w:t>1.5/5</w:t>
+            </w:r>
+          </w:p>
+        </w:tc>
+        <w:tc>
+          <w:tcPr>
+            <w:tcW w:type="dxa" w:w="2436"/>
+          </w:tcPr>
+          <w:p>
+            <w:pPr>
+              <w:spacing w:after="20"/>
+            </w:pPr>
+            <w:r/>
+            <w:r>
+              <w:rPr>
+                <w:sz w:val="19"/>
+              </w:rPr>
+              <w:t>estimated</w:t>
+            </w:r>
+          </w:p>
+        </w:tc>
+        <w:tc>
+          <w:tcPr>
+            <w:tcW w:type="dxa" w:w="2436"/>
+          </w:tcPr>
+          <w:p>
+            <w:pPr>
+              <w:spacing w:after="20"/>
+            </w:pPr>
+            <w:r/>
+            <w:r>
+              <w:rPr>
+                <w:sz w:val="19"/>
+              </w:rPr>
+              <w:t>Depth=1.5, Duration=1.5</w:t>
+            </w:r>
+          </w:p>
+        </w:tc>
+      </w:tr>
+      <w:tr>
+        <w:tc>
+          <w:tcPr>
+            <w:tcW w:type="dxa" w:w="2436"/>
+          </w:tcPr>
+          <w:p>
+            <w:pPr>
+              <w:spacing w:after="20"/>
+            </w:pPr>
+            <w:r/>
+            <w:r>
+              <w:rPr>
+                <w:sz w:val="19"/>
+              </w:rPr>
+              <w:t>Risk</w:t>
+            </w:r>
+          </w:p>
+        </w:tc>
+        <w:tc>
+          <w:tcPr>
+            <w:tcW w:type="dxa" w:w="2436"/>
+          </w:tcPr>
+          <w:p>
+            <w:pPr>
+              <w:spacing w:after="20"/>
+            </w:pPr>
+            <w:r/>
+            <w:r>
+              <w:rPr>
+                <w:sz w:val="19"/>
+              </w:rPr>
+              <w:t>1.2/5</w:t>
+            </w:r>
+          </w:p>
+        </w:tc>
+        <w:tc>
+          <w:tcPr>
+            <w:tcW w:type="dxa" w:w="2436"/>
+          </w:tcPr>
+          <w:p>
+            <w:pPr>
+              <w:spacing w:after="20"/>
+            </w:pPr>
+            <w:r/>
+            <w:r>
+              <w:rPr>
+                <w:sz w:val="19"/>
+              </w:rPr>
+              <w:t>estimated</w:t>
+            </w:r>
+          </w:p>
+        </w:tc>
+        <w:tc>
+          <w:tcPr>
+            <w:tcW w:type="dxa" w:w="2436"/>
+          </w:tcPr>
+          <w:p>
+            <w:pPr>
+              <w:spacing w:after="20"/>
+            </w:pPr>
+            <w:r/>
+            <w:r>
+              <w:rPr>
+                <w:sz w:val="19"/>
+              </w:rPr>
+              <w:t>Estimated from sector/description (4 metrics available to track)</w:t>
+            </w:r>
+          </w:p>
+        </w:tc>
+      </w:tr>
+      <w:tr>
+        <w:tc>
+          <w:tcPr>
+            <w:tcW w:type="dxa" w:w="2436"/>
+          </w:tcPr>
+          <w:p>
+            <w:pPr>
+              <w:spacing w:after="20"/>
+            </w:pPr>
+            <w:r/>
+            <w:r>
+              <w:rPr>
+                <w:b/>
+                <w:sz w:val="19"/>
+              </w:rPr>
+              <w:t>Overall</w:t>
+            </w:r>
+          </w:p>
+        </w:tc>
+        <w:tc>
+          <w:tcPr>
+            <w:tcW w:type="dxa" w:w="2436"/>
+          </w:tcPr>
+          <w:p>
+            <w:pPr>
+              <w:spacing w:after="20"/>
+            </w:pPr>
+            <w:r/>
+            <w:r>
+              <w:rPr>
+                <w:b/>
+                <w:sz w:val="19"/>
+              </w:rPr>
+              <w:t>1.7/5</w:t>
+            </w:r>
+          </w:p>
+        </w:tc>
+        <w:tc>
+          <w:tcPr>
+            <w:tcW w:type="dxa" w:w="2436"/>
+          </w:tcPr>
+          <w:p>
+            <w:pPr>
+              <w:spacing w:after="20"/>
+            </w:pPr>
+            <w:r/>
+            <w:r>
+              <w:rPr>
+                <w:sz w:val="19"/>
+              </w:rPr>
+              <w:t>partial</w:t>
+            </w:r>
+          </w:p>
+        </w:tc>
+        <w:tc>
+          <w:tcPr>
+            <w:tcW w:type="dxa" w:w="2436"/>
+          </w:tcPr>
+          <w:p>
+            <w:pPr>
+              <w:spacing w:after="20"/>
+            </w:pPr>
+            <w:r/>
+            <w:r>
+              <w:rPr>
+                <w:sz w:val="19"/>
+              </w:rPr>
+              <w:t>Grade: C</w:t>
+            </w:r>
+          </w:p>
+        </w:tc>
+      </w:tr>
+    </w:tbl>
     <w:p/>
     <w:p>
       <w:r>
-        <w:t>**Recommendations:**</w:t>
+        <w:rPr>
+          <w:b/>
+        </w:rPr>
+        <w:t>Recommendations:</w:t>
       </w:r>
     </w:p>
     <w:p>
@@ -160,7 +706,6 @@
         <w:t>Evaluate RISK: assess evidence risk, execution risk, and external risk factors</w:t>
       </w:r>
     </w:p>
-    <w:p/>
     <w:p>
       <w:pPr>
         <w:pStyle w:val="Heading1"/>
@@ -169,41 +714,463 @@
         <w:t>3. SDG Alignment (top 5)</w:t>
       </w:r>
     </w:p>
-    <w:p>
-      <w:r>
-        <w:t>| SDG | Score | Targets matched | Provenance |</w:t>
-      </w:r>
-    </w:p>
-    <w:p>
-      <w:r>
-        <w:t>|---|---|---|---|</w:t>
-      </w:r>
-    </w:p>
-    <w:p>
-      <w:r>
-        <w:t>| SDG 1 (No Poverty) | 43/100 | 2 | partial (core_set) |</w:t>
-      </w:r>
-    </w:p>
-    <w:p>
-      <w:r>
-        <w:t>| SDG 2 (Zero Hunger) | 43/100 | 3 | partial (core_set) |</w:t>
-      </w:r>
-    </w:p>
-    <w:p>
-      <w:r>
-        <w:t>| SDG 5 (Gender Equality) | 38/100 | 3 | partial (core_set) |</w:t>
-      </w:r>
-    </w:p>
-    <w:p>
-      <w:r>
-        <w:t>| SDG 8 (Decent Work and Economic Growth) | 37/100 | 8 | partial (core_set) |</w:t>
-      </w:r>
-    </w:p>
-    <w:p>
-      <w:r>
-        <w:t>| SDG 9 (Industry, Innovation and Infrastructure) | 36/100 | 2 | partial (core_set) |</w:t>
-      </w:r>
-    </w:p>
+    <w:tbl>
+      <w:tblPr>
+        <w:tblStyle w:val="TableGrid"/>
+        <w:tblW w:type="auto" w:w="0"/>
+        <w:tblLook w:firstColumn="1" w:firstRow="1" w:lastColumn="0" w:lastRow="0" w:noHBand="0" w:noVBand="1" w:val="04A0"/>
+      </w:tblPr>
+      <w:tblGrid>
+        <w:gridCol w:w="2436"/>
+        <w:gridCol w:w="2436"/>
+        <w:gridCol w:w="2436"/>
+        <w:gridCol w:w="2436"/>
+      </w:tblGrid>
+      <w:tr>
+        <w:tc>
+          <w:tcPr>
+            <w:tcW w:type="dxa" w:w="2436"/>
+            <w:shd w:val="clear" w:color="auto" w:fill="E8EEF7"/>
+          </w:tcPr>
+          <w:p>
+            <w:pPr>
+              <w:spacing w:after="20"/>
+            </w:pPr>
+            <w:r>
+              <w:rPr>
+                <w:b/>
+              </w:rPr>
+            </w:r>
+            <w:r>
+              <w:rPr>
+                <w:b/>
+                <w:sz w:val="19"/>
+              </w:rPr>
+              <w:t>SDG</w:t>
+            </w:r>
+          </w:p>
+        </w:tc>
+        <w:tc>
+          <w:tcPr>
+            <w:tcW w:type="dxa" w:w="2436"/>
+            <w:shd w:val="clear" w:color="auto" w:fill="E8EEF7"/>
+          </w:tcPr>
+          <w:p>
+            <w:pPr>
+              <w:spacing w:after="20"/>
+            </w:pPr>
+            <w:r>
+              <w:rPr>
+                <w:b/>
+              </w:rPr>
+            </w:r>
+            <w:r>
+              <w:rPr>
+                <w:b/>
+                <w:sz w:val="19"/>
+              </w:rPr>
+              <w:t>Score</w:t>
+            </w:r>
+          </w:p>
+        </w:tc>
+        <w:tc>
+          <w:tcPr>
+            <w:tcW w:type="dxa" w:w="2436"/>
+            <w:shd w:val="clear" w:color="auto" w:fill="E8EEF7"/>
+          </w:tcPr>
+          <w:p>
+            <w:pPr>
+              <w:spacing w:after="20"/>
+            </w:pPr>
+            <w:r>
+              <w:rPr>
+                <w:b/>
+              </w:rPr>
+            </w:r>
+            <w:r>
+              <w:rPr>
+                <w:b/>
+                <w:sz w:val="19"/>
+              </w:rPr>
+              <w:t>Targets matched</w:t>
+            </w:r>
+          </w:p>
+        </w:tc>
+        <w:tc>
+          <w:tcPr>
+            <w:tcW w:type="dxa" w:w="2436"/>
+            <w:shd w:val="clear" w:color="auto" w:fill="E8EEF7"/>
+          </w:tcPr>
+          <w:p>
+            <w:pPr>
+              <w:spacing w:after="20"/>
+            </w:pPr>
+            <w:r>
+              <w:rPr>
+                <w:b/>
+              </w:rPr>
+            </w:r>
+            <w:r>
+              <w:rPr>
+                <w:b/>
+                <w:sz w:val="19"/>
+              </w:rPr>
+              <w:t>Provenance</w:t>
+            </w:r>
+          </w:p>
+        </w:tc>
+      </w:tr>
+      <w:tr>
+        <w:tc>
+          <w:tcPr>
+            <w:tcW w:type="dxa" w:w="2436"/>
+          </w:tcPr>
+          <w:p>
+            <w:pPr>
+              <w:spacing w:after="20"/>
+            </w:pPr>
+            <w:r/>
+            <w:r>
+              <w:rPr>
+                <w:sz w:val="19"/>
+              </w:rPr>
+              <w:t>SDG 1 (No Poverty)</w:t>
+            </w:r>
+          </w:p>
+        </w:tc>
+        <w:tc>
+          <w:tcPr>
+            <w:tcW w:type="dxa" w:w="2436"/>
+          </w:tcPr>
+          <w:p>
+            <w:pPr>
+              <w:spacing w:after="20"/>
+            </w:pPr>
+            <w:r/>
+            <w:r>
+              <w:rPr>
+                <w:sz w:val="19"/>
+              </w:rPr>
+              <w:t>43/100</w:t>
+            </w:r>
+          </w:p>
+        </w:tc>
+        <w:tc>
+          <w:tcPr>
+            <w:tcW w:type="dxa" w:w="2436"/>
+          </w:tcPr>
+          <w:p>
+            <w:pPr>
+              <w:spacing w:after="20"/>
+            </w:pPr>
+            <w:r/>
+            <w:r>
+              <w:rPr>
+                <w:sz w:val="19"/>
+              </w:rPr>
+              <w:t>2</w:t>
+            </w:r>
+          </w:p>
+        </w:tc>
+        <w:tc>
+          <w:tcPr>
+            <w:tcW w:type="dxa" w:w="2436"/>
+          </w:tcPr>
+          <w:p>
+            <w:pPr>
+              <w:spacing w:after="20"/>
+            </w:pPr>
+            <w:r/>
+            <w:r>
+              <w:rPr>
+                <w:sz w:val="19"/>
+              </w:rPr>
+              <w:t>partial (core_set)</w:t>
+            </w:r>
+          </w:p>
+        </w:tc>
+      </w:tr>
+      <w:tr>
+        <w:tc>
+          <w:tcPr>
+            <w:tcW w:type="dxa" w:w="2436"/>
+          </w:tcPr>
+          <w:p>
+            <w:pPr>
+              <w:spacing w:after="20"/>
+            </w:pPr>
+            <w:r/>
+            <w:r>
+              <w:rPr>
+                <w:sz w:val="19"/>
+              </w:rPr>
+              <w:t>SDG 2 (Zero Hunger)</w:t>
+            </w:r>
+          </w:p>
+        </w:tc>
+        <w:tc>
+          <w:tcPr>
+            <w:tcW w:type="dxa" w:w="2436"/>
+          </w:tcPr>
+          <w:p>
+            <w:pPr>
+              <w:spacing w:after="20"/>
+            </w:pPr>
+            <w:r/>
+            <w:r>
+              <w:rPr>
+                <w:sz w:val="19"/>
+              </w:rPr>
+              <w:t>43/100</w:t>
+            </w:r>
+          </w:p>
+        </w:tc>
+        <w:tc>
+          <w:tcPr>
+            <w:tcW w:type="dxa" w:w="2436"/>
+          </w:tcPr>
+          <w:p>
+            <w:pPr>
+              <w:spacing w:after="20"/>
+            </w:pPr>
+            <w:r/>
+            <w:r>
+              <w:rPr>
+                <w:sz w:val="19"/>
+              </w:rPr>
+              <w:t>3</w:t>
+            </w:r>
+          </w:p>
+        </w:tc>
+        <w:tc>
+          <w:tcPr>
+            <w:tcW w:type="dxa" w:w="2436"/>
+          </w:tcPr>
+          <w:p>
+            <w:pPr>
+              <w:spacing w:after="20"/>
+            </w:pPr>
+            <w:r/>
+            <w:r>
+              <w:rPr>
+                <w:sz w:val="19"/>
+              </w:rPr>
+              <w:t>partial (core_set)</w:t>
+            </w:r>
+          </w:p>
+        </w:tc>
+      </w:tr>
+      <w:tr>
+        <w:tc>
+          <w:tcPr>
+            <w:tcW w:type="dxa" w:w="2436"/>
+          </w:tcPr>
+          <w:p>
+            <w:pPr>
+              <w:spacing w:after="20"/>
+            </w:pPr>
+            <w:r/>
+            <w:r>
+              <w:rPr>
+                <w:sz w:val="19"/>
+              </w:rPr>
+              <w:t>SDG 5 (Gender Equality)</w:t>
+            </w:r>
+          </w:p>
+        </w:tc>
+        <w:tc>
+          <w:tcPr>
+            <w:tcW w:type="dxa" w:w="2436"/>
+          </w:tcPr>
+          <w:p>
+            <w:pPr>
+              <w:spacing w:after="20"/>
+            </w:pPr>
+            <w:r/>
+            <w:r>
+              <w:rPr>
+                <w:sz w:val="19"/>
+              </w:rPr>
+              <w:t>38/100</w:t>
+            </w:r>
+          </w:p>
+        </w:tc>
+        <w:tc>
+          <w:tcPr>
+            <w:tcW w:type="dxa" w:w="2436"/>
+          </w:tcPr>
+          <w:p>
+            <w:pPr>
+              <w:spacing w:after="20"/>
+            </w:pPr>
+            <w:r/>
+            <w:r>
+              <w:rPr>
+                <w:sz w:val="19"/>
+              </w:rPr>
+              <w:t>3</w:t>
+            </w:r>
+          </w:p>
+        </w:tc>
+        <w:tc>
+          <w:tcPr>
+            <w:tcW w:type="dxa" w:w="2436"/>
+          </w:tcPr>
+          <w:p>
+            <w:pPr>
+              <w:spacing w:after="20"/>
+            </w:pPr>
+            <w:r/>
+            <w:r>
+              <w:rPr>
+                <w:sz w:val="19"/>
+              </w:rPr>
+              <w:t>partial (core_set)</w:t>
+            </w:r>
+          </w:p>
+        </w:tc>
+      </w:tr>
+      <w:tr>
+        <w:tc>
+          <w:tcPr>
+            <w:tcW w:type="dxa" w:w="2436"/>
+          </w:tcPr>
+          <w:p>
+            <w:pPr>
+              <w:spacing w:after="20"/>
+            </w:pPr>
+            <w:r/>
+            <w:r>
+              <w:rPr>
+                <w:sz w:val="19"/>
+              </w:rPr>
+              <w:t>SDG 8 (Decent Work and Economic Growth)</w:t>
+            </w:r>
+          </w:p>
+        </w:tc>
+        <w:tc>
+          <w:tcPr>
+            <w:tcW w:type="dxa" w:w="2436"/>
+          </w:tcPr>
+          <w:p>
+            <w:pPr>
+              <w:spacing w:after="20"/>
+            </w:pPr>
+            <w:r/>
+            <w:r>
+              <w:rPr>
+                <w:sz w:val="19"/>
+              </w:rPr>
+              <w:t>37/100</w:t>
+            </w:r>
+          </w:p>
+        </w:tc>
+        <w:tc>
+          <w:tcPr>
+            <w:tcW w:type="dxa" w:w="2436"/>
+          </w:tcPr>
+          <w:p>
+            <w:pPr>
+              <w:spacing w:after="20"/>
+            </w:pPr>
+            <w:r/>
+            <w:r>
+              <w:rPr>
+                <w:sz w:val="19"/>
+              </w:rPr>
+              <w:t>8</w:t>
+            </w:r>
+          </w:p>
+        </w:tc>
+        <w:tc>
+          <w:tcPr>
+            <w:tcW w:type="dxa" w:w="2436"/>
+          </w:tcPr>
+          <w:p>
+            <w:pPr>
+              <w:spacing w:after="20"/>
+            </w:pPr>
+            <w:r/>
+            <w:r>
+              <w:rPr>
+                <w:sz w:val="19"/>
+              </w:rPr>
+              <w:t>partial (core_set)</w:t>
+            </w:r>
+          </w:p>
+        </w:tc>
+      </w:tr>
+      <w:tr>
+        <w:tc>
+          <w:tcPr>
+            <w:tcW w:type="dxa" w:w="2436"/>
+          </w:tcPr>
+          <w:p>
+            <w:pPr>
+              <w:spacing w:after="20"/>
+            </w:pPr>
+            <w:r/>
+            <w:r>
+              <w:rPr>
+                <w:sz w:val="19"/>
+              </w:rPr>
+              <w:t>SDG 9 (Industry, Innovation and Infrastructure)</w:t>
+            </w:r>
+          </w:p>
+        </w:tc>
+        <w:tc>
+          <w:tcPr>
+            <w:tcW w:type="dxa" w:w="2436"/>
+          </w:tcPr>
+          <w:p>
+            <w:pPr>
+              <w:spacing w:after="20"/>
+            </w:pPr>
+            <w:r/>
+            <w:r>
+              <w:rPr>
+                <w:sz w:val="19"/>
+              </w:rPr>
+              <w:t>36/100</w:t>
+            </w:r>
+          </w:p>
+        </w:tc>
+        <w:tc>
+          <w:tcPr>
+            <w:tcW w:type="dxa" w:w="2436"/>
+          </w:tcPr>
+          <w:p>
+            <w:pPr>
+              <w:spacing w:after="20"/>
+            </w:pPr>
+            <w:r/>
+            <w:r>
+              <w:rPr>
+                <w:sz w:val="19"/>
+              </w:rPr>
+              <w:t>2</w:t>
+            </w:r>
+          </w:p>
+        </w:tc>
+        <w:tc>
+          <w:tcPr>
+            <w:tcW w:type="dxa" w:w="2436"/>
+          </w:tcPr>
+          <w:p>
+            <w:pPr>
+              <w:spacing w:after="20"/>
+            </w:pPr>
+            <w:r/>
+            <w:r>
+              <w:rPr>
+                <w:sz w:val="19"/>
+              </w:rPr>
+              <w:t>partial (core_set)</w:t>
+            </w:r>
+          </w:p>
+        </w:tc>
+      </w:tr>
+    </w:tbl>
     <w:p/>
     <w:p>
       <w:pPr>
@@ -218,10 +1185,15 @@
         <w:pStyle w:val="ListBullet"/>
       </w:pPr>
       <w:r>
-        <w:t>Coverage: *not run*</w:t>
+        <w:t xml:space="preserve">Coverage: </w:t>
+      </w:r>
+      <w:r>
+        <w:rPr>
+          <w:i/>
+        </w:rPr>
+        <w:t>not run</w:t>
       </w:r>
     </w:p>
-    <w:p/>
     <w:p>
       <w:pPr>
         <w:pStyle w:val="Heading1"/>
@@ -235,10 +1207,12 @@
         <w:pStyle w:val="ListBullet"/>
       </w:pPr>
       <w:r>
-        <w:t>*Greenwashing screen not run.*</w:t>
+        <w:rPr>
+          <w:i/>
+        </w:rPr>
+        <w:t>Greenwashing screen not run.</w:t>
       </w:r>
     </w:p>
-    <w:p/>
     <w:p>
       <w:pPr>
         <w:pStyle w:val="Heading1"/>
@@ -247,41 +1221,572 @@
         <w:t>6. IC Gate Detail</w:t>
       </w:r>
     </w:p>
-    <w:p>
-      <w:r>
-        <w:t>| Check | Status | Actual | Threshold | Note |</w:t>
-      </w:r>
-    </w:p>
-    <w:p>
-      <w:r>
-        <w:t>|---|---|---|---|---|</w:t>
-      </w:r>
-    </w:p>
-    <w:p>
-      <w:r>
-        <w:t>| 5D overall score | fail | 1.7 | 2.5 | 5D overall 1.7 vs. min 2.5 |</w:t>
-      </w:r>
-    </w:p>
-    <w:p>
-      <w:r>
-        <w:t>| Top SDG score | fail | 42.7 | 60.0 | SDG 1 (No Poverty): 42.7 vs. min 60.0 |</w:t>
-      </w:r>
-    </w:p>
-    <w:p>
-      <w:r>
-        <w:t>| DD checklist coverage | fail | 43.4 | 70.0 | 43.4% covered vs. min 70.0% |</w:t>
-      </w:r>
-    </w:p>
-    <w:p>
-      <w:r>
-        <w:t>| Greenwashing risk | fail | 57.1 | 40.0 | Risk 57.1 vs. max 40.0 |</w:t>
-      </w:r>
-    </w:p>
-    <w:p>
-      <w:r>
-        <w:t>| Forbidden sector check | pass | fintech | mining, extractives, tobacco, controversial weapons | Sector not on the forbidden list |</w:t>
-      </w:r>
-    </w:p>
+    <w:tbl>
+      <w:tblPr>
+        <w:tblStyle w:val="TableGrid"/>
+        <w:tblW w:type="auto" w:w="0"/>
+        <w:tblLook w:firstColumn="1" w:firstRow="1" w:lastColumn="0" w:lastRow="0" w:noHBand="0" w:noVBand="1" w:val="04A0"/>
+      </w:tblPr>
+      <w:tblGrid>
+        <w:gridCol w:w="1949"/>
+        <w:gridCol w:w="1949"/>
+        <w:gridCol w:w="1949"/>
+        <w:gridCol w:w="1949"/>
+        <w:gridCol w:w="1949"/>
+      </w:tblGrid>
+      <w:tr>
+        <w:tc>
+          <w:tcPr>
+            <w:tcW w:type="dxa" w:w="1949"/>
+            <w:shd w:val="clear" w:color="auto" w:fill="E8EEF7"/>
+          </w:tcPr>
+          <w:p>
+            <w:pPr>
+              <w:spacing w:after="20"/>
+            </w:pPr>
+            <w:r>
+              <w:rPr>
+                <w:b/>
+              </w:rPr>
+            </w:r>
+            <w:r>
+              <w:rPr>
+                <w:b/>
+                <w:sz w:val="19"/>
+              </w:rPr>
+              <w:t>Check</w:t>
+            </w:r>
+          </w:p>
+        </w:tc>
+        <w:tc>
+          <w:tcPr>
+            <w:tcW w:type="dxa" w:w="1949"/>
+            <w:shd w:val="clear" w:color="auto" w:fill="E8EEF7"/>
+          </w:tcPr>
+          <w:p>
+            <w:pPr>
+              <w:spacing w:after="20"/>
+            </w:pPr>
+            <w:r>
+              <w:rPr>
+                <w:b/>
+              </w:rPr>
+            </w:r>
+            <w:r>
+              <w:rPr>
+                <w:b/>
+                <w:sz w:val="19"/>
+              </w:rPr>
+              <w:t>Status</w:t>
+            </w:r>
+          </w:p>
+        </w:tc>
+        <w:tc>
+          <w:tcPr>
+            <w:tcW w:type="dxa" w:w="1949"/>
+            <w:shd w:val="clear" w:color="auto" w:fill="E8EEF7"/>
+          </w:tcPr>
+          <w:p>
+            <w:pPr>
+              <w:spacing w:after="20"/>
+            </w:pPr>
+            <w:r>
+              <w:rPr>
+                <w:b/>
+              </w:rPr>
+            </w:r>
+            <w:r>
+              <w:rPr>
+                <w:b/>
+                <w:sz w:val="19"/>
+              </w:rPr>
+              <w:t>Actual</w:t>
+            </w:r>
+          </w:p>
+        </w:tc>
+        <w:tc>
+          <w:tcPr>
+            <w:tcW w:type="dxa" w:w="1949"/>
+            <w:shd w:val="clear" w:color="auto" w:fill="E8EEF7"/>
+          </w:tcPr>
+          <w:p>
+            <w:pPr>
+              <w:spacing w:after="20"/>
+            </w:pPr>
+            <w:r>
+              <w:rPr>
+                <w:b/>
+              </w:rPr>
+            </w:r>
+            <w:r>
+              <w:rPr>
+                <w:b/>
+                <w:sz w:val="19"/>
+              </w:rPr>
+              <w:t>Threshold</w:t>
+            </w:r>
+          </w:p>
+        </w:tc>
+        <w:tc>
+          <w:tcPr>
+            <w:tcW w:type="dxa" w:w="1949"/>
+            <w:shd w:val="clear" w:color="auto" w:fill="E8EEF7"/>
+          </w:tcPr>
+          <w:p>
+            <w:pPr>
+              <w:spacing w:after="20"/>
+            </w:pPr>
+            <w:r>
+              <w:rPr>
+                <w:b/>
+              </w:rPr>
+            </w:r>
+            <w:r>
+              <w:rPr>
+                <w:b/>
+                <w:sz w:val="19"/>
+              </w:rPr>
+              <w:t>Note</w:t>
+            </w:r>
+          </w:p>
+        </w:tc>
+      </w:tr>
+      <w:tr>
+        <w:tc>
+          <w:tcPr>
+            <w:tcW w:type="dxa" w:w="1949"/>
+          </w:tcPr>
+          <w:p>
+            <w:pPr>
+              <w:spacing w:after="20"/>
+            </w:pPr>
+            <w:r/>
+            <w:r>
+              <w:rPr>
+                <w:sz w:val="19"/>
+              </w:rPr>
+              <w:t>5D overall score</w:t>
+            </w:r>
+          </w:p>
+        </w:tc>
+        <w:tc>
+          <w:tcPr>
+            <w:tcW w:type="dxa" w:w="1949"/>
+          </w:tcPr>
+          <w:p>
+            <w:pPr>
+              <w:spacing w:after="20"/>
+            </w:pPr>
+            <w:r/>
+            <w:r>
+              <w:rPr>
+                <w:sz w:val="19"/>
+              </w:rPr>
+              <w:t>fail</w:t>
+            </w:r>
+          </w:p>
+        </w:tc>
+        <w:tc>
+          <w:tcPr>
+            <w:tcW w:type="dxa" w:w="1949"/>
+          </w:tcPr>
+          <w:p>
+            <w:pPr>
+              <w:spacing w:after="20"/>
+            </w:pPr>
+            <w:r/>
+            <w:r>
+              <w:rPr>
+                <w:sz w:val="19"/>
+              </w:rPr>
+              <w:t>1.7</w:t>
+            </w:r>
+          </w:p>
+        </w:tc>
+        <w:tc>
+          <w:tcPr>
+            <w:tcW w:type="dxa" w:w="1949"/>
+          </w:tcPr>
+          <w:p>
+            <w:pPr>
+              <w:spacing w:after="20"/>
+            </w:pPr>
+            <w:r/>
+            <w:r>
+              <w:rPr>
+                <w:sz w:val="19"/>
+              </w:rPr>
+              <w:t>2.5</w:t>
+            </w:r>
+          </w:p>
+        </w:tc>
+        <w:tc>
+          <w:tcPr>
+            <w:tcW w:type="dxa" w:w="1949"/>
+          </w:tcPr>
+          <w:p>
+            <w:pPr>
+              <w:spacing w:after="20"/>
+            </w:pPr>
+            <w:r/>
+            <w:r>
+              <w:rPr>
+                <w:sz w:val="19"/>
+              </w:rPr>
+              <w:t>5D overall 1.7 vs. min 2.5</w:t>
+            </w:r>
+          </w:p>
+        </w:tc>
+      </w:tr>
+      <w:tr>
+        <w:tc>
+          <w:tcPr>
+            <w:tcW w:type="dxa" w:w="1949"/>
+          </w:tcPr>
+          <w:p>
+            <w:pPr>
+              <w:spacing w:after="20"/>
+            </w:pPr>
+            <w:r/>
+            <w:r>
+              <w:rPr>
+                <w:sz w:val="19"/>
+              </w:rPr>
+              <w:t>Top SDG score</w:t>
+            </w:r>
+          </w:p>
+        </w:tc>
+        <w:tc>
+          <w:tcPr>
+            <w:tcW w:type="dxa" w:w="1949"/>
+          </w:tcPr>
+          <w:p>
+            <w:pPr>
+              <w:spacing w:after="20"/>
+            </w:pPr>
+            <w:r/>
+            <w:r>
+              <w:rPr>
+                <w:sz w:val="19"/>
+              </w:rPr>
+              <w:t>fail</w:t>
+            </w:r>
+          </w:p>
+        </w:tc>
+        <w:tc>
+          <w:tcPr>
+            <w:tcW w:type="dxa" w:w="1949"/>
+          </w:tcPr>
+          <w:p>
+            <w:pPr>
+              <w:spacing w:after="20"/>
+            </w:pPr>
+            <w:r/>
+            <w:r>
+              <w:rPr>
+                <w:sz w:val="19"/>
+              </w:rPr>
+              <w:t>42.7</w:t>
+            </w:r>
+          </w:p>
+        </w:tc>
+        <w:tc>
+          <w:tcPr>
+            <w:tcW w:type="dxa" w:w="1949"/>
+          </w:tcPr>
+          <w:p>
+            <w:pPr>
+              <w:spacing w:after="20"/>
+            </w:pPr>
+            <w:r/>
+            <w:r>
+              <w:rPr>
+                <w:sz w:val="19"/>
+              </w:rPr>
+              <w:t>60.0</w:t>
+            </w:r>
+          </w:p>
+        </w:tc>
+        <w:tc>
+          <w:tcPr>
+            <w:tcW w:type="dxa" w:w="1949"/>
+          </w:tcPr>
+          <w:p>
+            <w:pPr>
+              <w:spacing w:after="20"/>
+            </w:pPr>
+            <w:r/>
+            <w:r>
+              <w:rPr>
+                <w:sz w:val="19"/>
+              </w:rPr>
+              <w:t>SDG 1 (No Poverty): 42.7 vs. min 60.0</w:t>
+            </w:r>
+          </w:p>
+        </w:tc>
+      </w:tr>
+      <w:tr>
+        <w:tc>
+          <w:tcPr>
+            <w:tcW w:type="dxa" w:w="1949"/>
+          </w:tcPr>
+          <w:p>
+            <w:pPr>
+              <w:spacing w:after="20"/>
+            </w:pPr>
+            <w:r/>
+            <w:r>
+              <w:rPr>
+                <w:sz w:val="19"/>
+              </w:rPr>
+              <w:t>DD checklist coverage</w:t>
+            </w:r>
+          </w:p>
+        </w:tc>
+        <w:tc>
+          <w:tcPr>
+            <w:tcW w:type="dxa" w:w="1949"/>
+          </w:tcPr>
+          <w:p>
+            <w:pPr>
+              <w:spacing w:after="20"/>
+            </w:pPr>
+            <w:r/>
+            <w:r>
+              <w:rPr>
+                <w:sz w:val="19"/>
+              </w:rPr>
+              <w:t>fail</w:t>
+            </w:r>
+          </w:p>
+        </w:tc>
+        <w:tc>
+          <w:tcPr>
+            <w:tcW w:type="dxa" w:w="1949"/>
+          </w:tcPr>
+          <w:p>
+            <w:pPr>
+              <w:spacing w:after="20"/>
+            </w:pPr>
+            <w:r/>
+            <w:r>
+              <w:rPr>
+                <w:sz w:val="19"/>
+              </w:rPr>
+              <w:t>43.4</w:t>
+            </w:r>
+          </w:p>
+        </w:tc>
+        <w:tc>
+          <w:tcPr>
+            <w:tcW w:type="dxa" w:w="1949"/>
+          </w:tcPr>
+          <w:p>
+            <w:pPr>
+              <w:spacing w:after="20"/>
+            </w:pPr>
+            <w:r/>
+            <w:r>
+              <w:rPr>
+                <w:sz w:val="19"/>
+              </w:rPr>
+              <w:t>70.0</w:t>
+            </w:r>
+          </w:p>
+        </w:tc>
+        <w:tc>
+          <w:tcPr>
+            <w:tcW w:type="dxa" w:w="1949"/>
+          </w:tcPr>
+          <w:p>
+            <w:pPr>
+              <w:spacing w:after="20"/>
+            </w:pPr>
+            <w:r/>
+            <w:r>
+              <w:rPr>
+                <w:sz w:val="19"/>
+              </w:rPr>
+              <w:t>43.4% covered vs. min 70.0%</w:t>
+            </w:r>
+          </w:p>
+        </w:tc>
+      </w:tr>
+      <w:tr>
+        <w:tc>
+          <w:tcPr>
+            <w:tcW w:type="dxa" w:w="1949"/>
+          </w:tcPr>
+          <w:p>
+            <w:pPr>
+              <w:spacing w:after="20"/>
+            </w:pPr>
+            <w:r/>
+            <w:r>
+              <w:rPr>
+                <w:sz w:val="19"/>
+              </w:rPr>
+              <w:t>Greenwashing risk</w:t>
+            </w:r>
+          </w:p>
+        </w:tc>
+        <w:tc>
+          <w:tcPr>
+            <w:tcW w:type="dxa" w:w="1949"/>
+          </w:tcPr>
+          <w:p>
+            <w:pPr>
+              <w:spacing w:after="20"/>
+            </w:pPr>
+            <w:r/>
+            <w:r>
+              <w:rPr>
+                <w:sz w:val="19"/>
+              </w:rPr>
+              <w:t>fail</w:t>
+            </w:r>
+          </w:p>
+        </w:tc>
+        <w:tc>
+          <w:tcPr>
+            <w:tcW w:type="dxa" w:w="1949"/>
+          </w:tcPr>
+          <w:p>
+            <w:pPr>
+              <w:spacing w:after="20"/>
+            </w:pPr>
+            <w:r/>
+            <w:r>
+              <w:rPr>
+                <w:sz w:val="19"/>
+              </w:rPr>
+              <w:t>57.1</w:t>
+            </w:r>
+          </w:p>
+        </w:tc>
+        <w:tc>
+          <w:tcPr>
+            <w:tcW w:type="dxa" w:w="1949"/>
+          </w:tcPr>
+          <w:p>
+            <w:pPr>
+              <w:spacing w:after="20"/>
+            </w:pPr>
+            <w:r/>
+            <w:r>
+              <w:rPr>
+                <w:sz w:val="19"/>
+              </w:rPr>
+              <w:t>40.0</w:t>
+            </w:r>
+          </w:p>
+        </w:tc>
+        <w:tc>
+          <w:tcPr>
+            <w:tcW w:type="dxa" w:w="1949"/>
+          </w:tcPr>
+          <w:p>
+            <w:pPr>
+              <w:spacing w:after="20"/>
+            </w:pPr>
+            <w:r/>
+            <w:r>
+              <w:rPr>
+                <w:sz w:val="19"/>
+              </w:rPr>
+              <w:t>Risk 57.1 vs. max 40.0</w:t>
+            </w:r>
+          </w:p>
+        </w:tc>
+      </w:tr>
+      <w:tr>
+        <w:tc>
+          <w:tcPr>
+            <w:tcW w:type="dxa" w:w="1949"/>
+          </w:tcPr>
+          <w:p>
+            <w:pPr>
+              <w:spacing w:after="20"/>
+            </w:pPr>
+            <w:r/>
+            <w:r>
+              <w:rPr>
+                <w:sz w:val="19"/>
+              </w:rPr>
+              <w:t>Forbidden sector check</w:t>
+            </w:r>
+          </w:p>
+        </w:tc>
+        <w:tc>
+          <w:tcPr>
+            <w:tcW w:type="dxa" w:w="1949"/>
+          </w:tcPr>
+          <w:p>
+            <w:pPr>
+              <w:spacing w:after="20"/>
+            </w:pPr>
+            <w:r/>
+            <w:r>
+              <w:rPr>
+                <w:sz w:val="19"/>
+              </w:rPr>
+              <w:t>pass</w:t>
+            </w:r>
+          </w:p>
+        </w:tc>
+        <w:tc>
+          <w:tcPr>
+            <w:tcW w:type="dxa" w:w="1949"/>
+          </w:tcPr>
+          <w:p>
+            <w:pPr>
+              <w:spacing w:after="20"/>
+            </w:pPr>
+            <w:r/>
+            <w:r>
+              <w:rPr>
+                <w:sz w:val="19"/>
+              </w:rPr>
+              <w:t>fintech</w:t>
+            </w:r>
+          </w:p>
+        </w:tc>
+        <w:tc>
+          <w:tcPr>
+            <w:tcW w:type="dxa" w:w="1949"/>
+          </w:tcPr>
+          <w:p>
+            <w:pPr>
+              <w:spacing w:after="20"/>
+            </w:pPr>
+            <w:r/>
+            <w:r>
+              <w:rPr>
+                <w:sz w:val="19"/>
+              </w:rPr>
+              <w:t>mining, extractives, tobacco, controversial weapons</w:t>
+            </w:r>
+          </w:p>
+        </w:tc>
+        <w:tc>
+          <w:tcPr>
+            <w:tcW w:type="dxa" w:w="1949"/>
+          </w:tcPr>
+          <w:p>
+            <w:pPr>
+              <w:spacing w:after="20"/>
+            </w:pPr>
+            <w:r/>
+            <w:r>
+              <w:rPr>
+                <w:sz w:val="19"/>
+              </w:rPr>
+              <w:t>Sector not on the forbidden list</w:t>
+            </w:r>
+          </w:p>
+        </w:tc>
+      </w:tr>
+    </w:tbl>
     <w:p/>
     <w:p>
       <w:pPr>
@@ -323,7 +1828,6 @@
         <w:t>❌ Risk 57.1 vs. max 40.0</w:t>
       </w:r>
     </w:p>
-    <w:p/>
     <w:p>
       <w:pPr>
         <w:pStyle w:val="Heading1"/>
@@ -334,10 +1838,12 @@
     </w:p>
     <w:p>
       <w:r>
-        <w:t>*No binding impact targets were set as investment conditions.*</w:t>
+        <w:rPr>
+          <w:i/>
+        </w:rPr>
+        <w:t>No binding impact targets were set as investment conditions.</w:t>
       </w:r>
     </w:p>
-    <w:p/>
     <w:p>
       <w:pPr>
         <w:pStyle w:val="Heading1"/>
@@ -354,35 +1860,70 @@
         <w:t>Not IC-ready: the failed checks reflect missing evidence, not negative findings. Collect the missing metrics and DD answers, then re-screen.</w:t>
       </w:r>
     </w:p>
-    <w:p/>
     <w:p>
       <w:r>
-        <w:t>---</w:t>
+        <w:rPr>
+          <w:i/>
+          <w:color w:val="6B6B6B"/>
+          <w:sz w:val="17"/>
+        </w:rPr>
+        <w:t>AI &amp; automation disclosure: Automated analysis: produced by rules and a deterministic scoring model; no generative AI was used. 3 of 21 scores are estimated from document text rather than reported metrics. Review before relying on it.</w:t>
       </w:r>
     </w:p>
     <w:p>
       <w:r>
-        <w:t>*AI &amp; automation disclosure: Automated analysis: produced by rules and a deterministic scoring model; no generative AI was used. 3 of 21 scores are estimated from document text rather than reported metrics. Review before relying on it.*</w:t>
+        <w:rPr>
+          <w:i/>
+          <w:color w:val="6B6B6B"/>
+          <w:sz w:val="17"/>
+        </w:rPr>
+        <w:t>Methodology v1.1.0 · config 8fabf9b5a7e2</w:t>
       </w:r>
     </w:p>
     <w:p>
       <w:r>
-        <w:t>*Methodology v1.1.0 · config 8fabf9b5a7e2*</w:t>
-      </w:r>
-    </w:p>
-    <w:p>
-      <w:r>
-        <w:t>*Generated by Impact Vision — review before submission.*</w:t>
+        <w:rPr>
+          <w:i/>
+          <w:color w:val="6B6B6B"/>
+          <w:sz w:val="17"/>
+        </w:rPr>
+        <w:t>Generated by Impact Vision — review before submission.</w:t>
       </w:r>
     </w:p>
     <w:sectPr>
+      <w:footerReference w:type="default" r:id="rId9"/>
       <w:pgSz w:w="12240" w:h="15840"/>
-      <w:pgMar w:top="1440" w:right="1800" w:bottom="1440" w:left="1800" w:header="720" w:footer="720" w:gutter="0"/>
+      <w:pgMar w:top="1134" w:right="1247" w:bottom="1134" w:left="1247" w:header="720" w:footer="720" w:gutter="0"/>
       <w:cols w:space="720"/>
       <w:docGrid w:linePitch="360"/>
     </w:sectPr>
   </w:body>
 </w:document>
+</file>
+
+<file path=word/footer1.xml><?xml version="1.0" encoding="utf-8"?>
+<w:ftr xmlns:m="http://schemas.openxmlformats.org/officeDocument/2006/math" xmlns:mc="http://schemas.openxmlformats.org/markup-compatibility/2006" xmlns:mo="http://schemas.microsoft.com/office/mac/office/2008/main" xmlns:mv="urn:schemas-microsoft-com:mac:vml" xmlns:o="urn:schemas-microsoft-com:office:office" xmlns:r="http://schemas.openxmlformats.org/officeDocument/2006/relationships" xmlns:v="urn:schemas-microsoft-com:vml" xmlns:w10="urn:schemas-microsoft-com:office:word" xmlns:w14="http://schemas.microsoft.com/office/word/2010/wordml" xmlns:w="http://schemas.openxmlformats.org/wordprocessingml/2006/main" xmlns:wne="http://schemas.microsoft.com/office/word/2006/wordml" xmlns:wp14="http://schemas.microsoft.com/office/word/2010/wordprocessingDrawing" xmlns:wp="http://schemas.openxmlformats.org/drawingml/2006/wordprocessingDrawing" xmlns:wpc="http://schemas.microsoft.com/office/word/2010/wordprocessingCanvas" xmlns:wpg="http://schemas.microsoft.com/office/word/2010/wordprocessingGroup" xmlns:wpi="http://schemas.microsoft.com/office/word/2010/wordprocessingInk" xmlns:wps="http://schemas.microsoft.com/office/word/2010/wordprocessingShape" mc:Ignorable="w14 wp14">
+  <w:p>
+    <w:pPr>
+      <w:pStyle w:val="Footer"/>
+    </w:pPr>
+    <w:r>
+      <w:rPr>
+        <w:color w:val="6B6B6B"/>
+        <w:sz w:val="16"/>
+      </w:rPr>
+      <w:t xml:space="preserve">Impact Vision · IC memo · Page </w:t>
+    </w:r>
+    <w:r>
+      <w:rPr>
+        <w:sz w:val="16"/>
+      </w:rPr>
+      <w:fldChar w:fldCharType="begin"/>
+      <w:instrText xml:space="preserve">PAGE</w:instrText>
+      <w:fldChar w:fldCharType="end"/>
+    </w:r>
+  </w:p>
+</w:ftr>
 </file>
 
 <file path=word/numbering.xml><?xml version="1.0" encoding="utf-8"?>
@@ -748,6 +2289,13 @@
     <w:name w:val="Normal"/>
     <w:qFormat/>
     <w:rsid w:val="00FC693F"/>
+    <w:pPr>
+      <w:spacing w:after="80"/>
+    </w:pPr>
+    <w:rPr>
+      <w:rFonts w:ascii="Calibri" w:hAnsi="Calibri"/>
+      <w:sz w:val="21"/>
+    </w:rPr>
   </w:style>
   <w:style w:type="paragraph" w:styleId="Header">
     <w:name w:val="header"/>
@@ -808,10 +2356,10 @@
       <w:outlineLvl w:val="0"/>
     </w:pPr>
     <w:rPr>
-      <w:rFonts w:asciiTheme="majorHAnsi" w:eastAsiaTheme="majorEastAsia" w:hAnsiTheme="majorHAnsi" w:cstheme="majorBidi"/>
+      <w:rFonts w:asciiTheme="majorHAnsi" w:eastAsiaTheme="majorEastAsia" w:hAnsiTheme="majorHAnsi" w:cstheme="majorBidi" w:ascii="Calibri" w:hAnsi="Calibri"/>
       <w:b/>
       <w:bCs/>
-      <w:color w:val="365F91" w:themeColor="accent1" w:themeShade="BF"/>
+      <w:color w:val="1C5CAB"/>
       <w:sz w:val="28"/>
       <w:szCs w:val="28"/>
     </w:rPr>
@@ -832,11 +2380,11 @@
       <w:outlineLvl w:val="1"/>
     </w:pPr>
     <w:rPr>
-      <w:rFonts w:asciiTheme="majorHAnsi" w:eastAsiaTheme="majorEastAsia" w:hAnsiTheme="majorHAnsi" w:cstheme="majorBidi"/>
+      <w:rFonts w:asciiTheme="majorHAnsi" w:eastAsiaTheme="majorEastAsia" w:hAnsiTheme="majorHAnsi" w:cstheme="majorBidi" w:ascii="Calibri" w:hAnsi="Calibri"/>
       <w:b/>
       <w:bCs/>
-      <w:color w:val="4F81BD" w:themeColor="accent1"/>
-      <w:sz w:val="26"/>
+      <w:color w:val="1C5CAB"/>
+      <w:sz w:val="24"/>
       <w:szCs w:val="26"/>
     </w:rPr>
   </w:style>
@@ -856,10 +2404,11 @@
       <w:outlineLvl w:val="2"/>
     </w:pPr>
     <w:rPr>
-      <w:rFonts w:asciiTheme="majorHAnsi" w:eastAsiaTheme="majorEastAsia" w:hAnsiTheme="majorHAnsi" w:cstheme="majorBidi"/>
+      <w:rFonts w:asciiTheme="majorHAnsi" w:eastAsiaTheme="majorEastAsia" w:hAnsiTheme="majorHAnsi" w:cstheme="majorBidi" w:ascii="Calibri" w:hAnsi="Calibri"/>
       <w:b/>
       <w:bCs/>
-      <w:color w:val="4F81BD" w:themeColor="accent1"/>
+      <w:color w:val="1C5CAB"/>
+      <w:sz w:val="22"/>
     </w:rPr>
   </w:style>
   <w:style w:type="paragraph" w:styleId="Heading4">
@@ -1097,11 +2646,12 @@
       <w:contextualSpacing/>
     </w:pPr>
     <w:rPr>
-      <w:rFonts w:asciiTheme="majorHAnsi" w:eastAsiaTheme="majorEastAsia" w:hAnsiTheme="majorHAnsi" w:cstheme="majorBidi"/>
-      <w:color w:val="17365D" w:themeColor="text2" w:themeShade="BF"/>
+      <w:rFonts w:asciiTheme="majorHAnsi" w:eastAsiaTheme="majorEastAsia" w:hAnsiTheme="majorHAnsi" w:cstheme="majorBidi" w:ascii="Calibri" w:hAnsi="Calibri"/>
+      <w:b/>
+      <w:color w:val="111111"/>
       <w:spacing w:val="5"/>
       <w:kern w:val="28"/>
-      <w:sz w:val="52"/>
+      <w:sz w:val="44"/>
       <w:szCs w:val="52"/>
     </w:rPr>
   </w:style>

--- a/demo/brightpath_finance/brightpath_finance_ic_memo.docx
+++ b/demo/brightpath_finance/brightpath_finance_ic_memo.docx
@@ -307,7 +307,7 @@
               <w:rPr>
                 <w:sz w:val="19"/>
               </w:rPr>
-              <w:t>Reporting 2 metrics (0 theme-specific, 14 available)</w:t>
+              <w:t>2 metrics reported · 0 of 14 reference metrics</w:t>
             </w:r>
           </w:p>
         </w:tc>
@@ -377,7 +377,7 @@
               <w:rPr>
                 <w:sz w:val="19"/>
               </w:rPr>
-              <w:t>Reporting 5 metrics (0 theme-specific, 6 available)</w:t>
+              <w:t>5 metrics reported · 0 of 6 reference metrics</w:t>
             </w:r>
           </w:p>
         </w:tc>
@@ -587,7 +587,7 @@
               <w:rPr>
                 <w:sz w:val="19"/>
               </w:rPr>
-              <w:t>Estimated from sector/description (4 metrics available to track)</w:t>
+              <w:t>Estimated from sector/description · 4 reference metrics to track</w:t>
             </w:r>
           </w:p>
         </w:tc>

--- a/demo/brightpath_finance/brightpath_finance_ic_memo.docx
+++ b/demo/brightpath_finance/brightpath_finance_ic_memo.docx
@@ -21,7 +21,7 @@
         <w:t>Date</w:t>
       </w:r>
       <w:r>
-        <w:t>: 2026-10-07</w:t>
+        <w:t>: 2026-10-08</w:t>
       </w:r>
     </w:p>
     <w:p>
@@ -108,7 +108,7 @@
         <w:rPr>
           <w:b/>
         </w:rPr>
-        <w:t>1.68/5</w:t>
+        <w:t>1.73/5</w:t>
       </w:r>
       <w:r>
         <w:t xml:space="preserve"> (unweighted: 1.7/5)</w:t>
@@ -125,7 +125,7 @@
         <w:rPr>
           <w:b/>
         </w:rPr>
-        <w:t>21.9/100</w:t>
+        <w:t>18.9/100</w:t>
       </w:r>
     </w:p>
     <w:p>
@@ -413,7 +413,7 @@
               <w:rPr>
                 <w:sz w:val="19"/>
               </w:rPr>
-              <w:t>1.8/5</w:t>
+              <w:t>2.0/5</w:t>
             </w:r>
           </w:p>
         </w:tc>
@@ -430,7 +430,7 @@
               <w:rPr>
                 <w:sz w:val="19"/>
               </w:rPr>
-              <w:t>estimated</w:t>
+              <w:t>partial</w:t>
             </w:r>
           </w:p>
         </w:tc>
@@ -447,7 +447,7 @@
               <w:rPr>
                 <w:sz w:val="19"/>
               </w:rPr>
-              <w:t>Scale=1.8, Depth=1.8, Duration=1.8</w:t>
+              <w:t>Scale=2.0, Depth=2.0, Duration=2.0</w:t>
             </w:r>
           </w:p>
         </w:tc>
@@ -687,14 +687,6 @@
         <w:pStyle w:val="ListBullet"/>
       </w:pPr>
       <w:r>
-        <w:t>Measure HOW MUCH: track scale (# stakeholders), depth (degree of change), and duration</w:t>
-      </w:r>
-    </w:p>
-    <w:p>
-      <w:pPr>
-        <w:pStyle w:val="ListBullet"/>
-      </w:pPr>
-      <w:r>
         <w:t>Assess CONTRIBUTION: establish counterfactual or benchmark comparison</w:t>
       </w:r>
     </w:p>
@@ -834,7 +826,7 @@
               <w:rPr>
                 <w:sz w:val="19"/>
               </w:rPr>
-              <w:t>SDG 1 (No Poverty)</w:t>
+              <w:t>SDG 5 (Gender Equality)</w:t>
             </w:r>
           </w:p>
         </w:tc>
@@ -851,77 +843,7 @@
               <w:rPr>
                 <w:sz w:val="19"/>
               </w:rPr>
-              <w:t>43/100</w:t>
-            </w:r>
-          </w:p>
-        </w:tc>
-        <w:tc>
-          <w:tcPr>
-            <w:tcW w:type="dxa" w:w="2436"/>
-          </w:tcPr>
-          <w:p>
-            <w:pPr>
-              <w:spacing w:after="20"/>
-            </w:pPr>
-            <w:r/>
-            <w:r>
-              <w:rPr>
-                <w:sz w:val="19"/>
-              </w:rPr>
-              <w:t>2</w:t>
-            </w:r>
-          </w:p>
-        </w:tc>
-        <w:tc>
-          <w:tcPr>
-            <w:tcW w:type="dxa" w:w="2436"/>
-          </w:tcPr>
-          <w:p>
-            <w:pPr>
-              <w:spacing w:after="20"/>
-            </w:pPr>
-            <w:r/>
-            <w:r>
-              <w:rPr>
-                <w:sz w:val="19"/>
-              </w:rPr>
-              <w:t>partial (core_set)</w:t>
-            </w:r>
-          </w:p>
-        </w:tc>
-      </w:tr>
-      <w:tr>
-        <w:tc>
-          <w:tcPr>
-            <w:tcW w:type="dxa" w:w="2436"/>
-          </w:tcPr>
-          <w:p>
-            <w:pPr>
-              <w:spacing w:after="20"/>
-            </w:pPr>
-            <w:r/>
-            <w:r>
-              <w:rPr>
-                <w:sz w:val="19"/>
-              </w:rPr>
-              <w:t>SDG 2 (Zero Hunger)</w:t>
-            </w:r>
-          </w:p>
-        </w:tc>
-        <w:tc>
-          <w:tcPr>
-            <w:tcW w:type="dxa" w:w="2436"/>
-          </w:tcPr>
-          <w:p>
-            <w:pPr>
-              <w:spacing w:after="20"/>
-            </w:pPr>
-            <w:r/>
-            <w:r>
-              <w:rPr>
-                <w:sz w:val="19"/>
-              </w:rPr>
-              <w:t>43/100</w:t>
+              <w:t>38/100</w:t>
             </w:r>
           </w:p>
         </w:tc>
@@ -974,7 +896,7 @@
               <w:rPr>
                 <w:sz w:val="19"/>
               </w:rPr>
-              <w:t>SDG 5 (Gender Equality)</w:t>
+              <w:t>SDG 1 (No Poverty)</w:t>
             </w:r>
           </w:p>
         </w:tc>
@@ -1008,7 +930,7 @@
               <w:rPr>
                 <w:sz w:val="19"/>
               </w:rPr>
-              <w:t>3</w:t>
+              <w:t>2</w:t>
             </w:r>
           </w:p>
         </w:tc>
@@ -1149,6 +1071,76 @@
                 <w:sz w:val="19"/>
               </w:rPr>
               <w:t>2</w:t>
+            </w:r>
+          </w:p>
+        </w:tc>
+        <w:tc>
+          <w:tcPr>
+            <w:tcW w:type="dxa" w:w="2436"/>
+          </w:tcPr>
+          <w:p>
+            <w:pPr>
+              <w:spacing w:after="20"/>
+            </w:pPr>
+            <w:r/>
+            <w:r>
+              <w:rPr>
+                <w:sz w:val="19"/>
+              </w:rPr>
+              <w:t>partial (core_set)</w:t>
+            </w:r>
+          </w:p>
+        </w:tc>
+      </w:tr>
+      <w:tr>
+        <w:tc>
+          <w:tcPr>
+            <w:tcW w:type="dxa" w:w="2436"/>
+          </w:tcPr>
+          <w:p>
+            <w:pPr>
+              <w:spacing w:after="20"/>
+            </w:pPr>
+            <w:r/>
+            <w:r>
+              <w:rPr>
+                <w:sz w:val="19"/>
+              </w:rPr>
+              <w:t>SDG 2 (Zero Hunger)</w:t>
+            </w:r>
+          </w:p>
+        </w:tc>
+        <w:tc>
+          <w:tcPr>
+            <w:tcW w:type="dxa" w:w="2436"/>
+          </w:tcPr>
+          <w:p>
+            <w:pPr>
+              <w:spacing w:after="20"/>
+            </w:pPr>
+            <w:r/>
+            <w:r>
+              <w:rPr>
+                <w:sz w:val="19"/>
+              </w:rPr>
+              <w:t>35/100</w:t>
+            </w:r>
+          </w:p>
+        </w:tc>
+        <w:tc>
+          <w:tcPr>
+            <w:tcW w:type="dxa" w:w="2436"/>
+          </w:tcPr>
+          <w:p>
+            <w:pPr>
+              <w:spacing w:after="20"/>
+            </w:pPr>
+            <w:r/>
+            <w:r>
+              <w:rPr>
+                <w:sz w:val="19"/>
+              </w:rPr>
+              <w:t>3</w:t>
             </w:r>
           </w:p>
         </w:tc>
@@ -1486,7 +1478,7 @@
               <w:rPr>
                 <w:sz w:val="19"/>
               </w:rPr>
-              <w:t>42.7</w:t>
+              <w:t>37.8</w:t>
             </w:r>
           </w:p>
         </w:tc>
@@ -1520,7 +1512,7 @@
               <w:rPr>
                 <w:sz w:val="19"/>
               </w:rPr>
-              <w:t>SDG 1 (No Poverty): 42.7 vs. min 60.0</w:t>
+              <w:t>SDG 5 (Gender Equality): 37.8 vs. min 60.0</w:t>
             </w:r>
           </w:p>
         </w:tc>
@@ -1573,7 +1565,7 @@
               <w:rPr>
                 <w:sz w:val="19"/>
               </w:rPr>
-              <w:t>43.4</w:t>
+              <w:t>43.1</w:t>
             </w:r>
           </w:p>
         </w:tc>
@@ -1607,7 +1599,7 @@
               <w:rPr>
                 <w:sz w:val="19"/>
               </w:rPr>
-              <w:t>43.4% covered vs. min 70.0%</w:t>
+              <w:t>43.1% covered vs. min 70.0%</w:t>
             </w:r>
           </w:p>
         </w:tc>
@@ -1660,7 +1652,7 @@
               <w:rPr>
                 <w:sz w:val="19"/>
               </w:rPr>
-              <w:t>57.1</w:t>
+              <w:t>48.0</w:t>
             </w:r>
           </w:p>
         </w:tc>
@@ -1694,7 +1686,7 @@
               <w:rPr>
                 <w:sz w:val="19"/>
               </w:rPr>
-              <w:t>Risk 57.1 vs. max 40.0</w:t>
+              <w:t>Risk 48.0 vs. max 40.0</w:t>
             </w:r>
           </w:p>
         </w:tc>
@@ -1809,7 +1801,7 @@
         <w:pStyle w:val="ListBullet"/>
       </w:pPr>
       <w:r>
-        <w:t>❌ SDG 1 (No Poverty): 42.7 vs. min 60.0</w:t>
+        <w:t>❌ SDG 5 (Gender Equality): 37.8 vs. min 60.0</w:t>
       </w:r>
     </w:p>
     <w:p>
@@ -1817,7 +1809,7 @@
         <w:pStyle w:val="ListBullet"/>
       </w:pPr>
       <w:r>
-        <w:t>❌ 43.4% covered vs. min 70.0%</w:t>
+        <w:t>❌ 43.1% covered vs. min 70.0%</w:t>
       </w:r>
     </w:p>
     <w:p>
@@ -1825,7 +1817,7 @@
         <w:pStyle w:val="ListBullet"/>
       </w:pPr>
       <w:r>
-        <w:t>❌ Risk 57.1 vs. max 40.0</w:t>
+        <w:t>❌ Risk 48.0 vs. max 40.0</w:t>
       </w:r>
     </w:p>
     <w:p>
@@ -1867,7 +1859,7 @@
           <w:color w:val="6B6B6B"/>
           <w:sz w:val="17"/>
         </w:rPr>
-        <w:t>AI &amp; automation disclosure: Automated analysis: produced by rules and a deterministic scoring model; no generative AI was used. 3 of 21 scores are estimated from document text rather than reported metrics. Review before relying on it.</w:t>
+        <w:t>AI &amp; automation disclosure: Automated analysis: produced by rules and a deterministic scoring model; no generative AI was used. 2 of 21 scores are estimated from document text rather than reported metrics. Review before relying on it.</w:t>
       </w:r>
     </w:p>
     <w:p>
@@ -1877,7 +1869,7 @@
           <w:color w:val="6B6B6B"/>
           <w:sz w:val="17"/>
         </w:rPr>
-        <w:t>Methodology v1.1.0 · config 8fabf9b5a7e2</w:t>
+        <w:t>Methodology v1.2.0 · config ae3e77ecaccf</w:t>
       </w:r>
     </w:p>
     <w:p>

--- a/demo/brightpath_finance/brightpath_finance_ic_memo.docx
+++ b/demo/brightpath_finance/brightpath_finance_ic_memo.docx
@@ -69,10 +69,96 @@
         <w:rPr>
           <w:b/>
         </w:rPr>
-        <w:t>INSUFFICIENT EVIDENCE</w:t>
+        <w:t>Evidence plan required</w:t>
       </w:r>
       <w:r>
-        <w:t xml:space="preserve"> — Not IC-ready: the failed checks reflect missing evidence, not negative findings. Collect the missing metrics and DD answers, then re-screen.</w:t>
+        <w:t xml:space="preserve"> — Not a negative finding: collect the evidence below, biggest effect on the answer first.</w:t>
+      </w:r>
+    </w:p>
+    <w:p>
+      <w:pPr>
+        <w:pStyle w:val="ListBullet"/>
+      </w:pPr>
+      <w:r>
+        <w:rPr>
+          <w:b/>
+        </w:rPr>
+        <w:t>Fund thesis checks</w:t>
+      </w:r>
+      <w:r>
+        <w:t>: INSUFFICIENT EVIDENCE</w:t>
+      </w:r>
+    </w:p>
+    <w:p>
+      <w:pPr>
+        <w:pStyle w:val="Heading1"/>
+      </w:pPr>
+      <w:r>
+        <w:t>Expected impact (methodology 2.0)</w:t>
+      </w:r>
+    </w:p>
+    <w:p>
+      <w:pPr>
+        <w:pStyle w:val="ListBullet"/>
+      </w:pPr>
+      <w:r>
+        <w:rPr>
+          <w:b/>
+        </w:rPr>
+        <w:t>Evidence quality</w:t>
+      </w:r>
+      <w:r>
+        <w:t xml:space="preserve">: 40/100 (moderate) · </w:t>
+      </w:r>
+      <w:r>
+        <w:rPr>
+          <w:b/>
+        </w:rPr>
+        <w:t>data completeness</w:t>
+      </w:r>
+      <w:r>
+        <w:t xml:space="preserve"> 47%</w:t>
+      </w:r>
+    </w:p>
+    <w:p>
+      <w:pPr>
+        <w:pStyle w:val="ListBullet"/>
+      </w:pPr>
+      <w:r>
+        <w:rPr>
+          <w:b/>
+        </w:rPr>
+        <w:t>People</w:t>
+      </w:r>
+      <w:r>
+        <w:t xml:space="preserve"> (clients): P50 </w:t>
+      </w:r>
+      <w:r>
+        <w:rPr>
+          <w:b/>
+        </w:rPr>
+        <w:t>8,700</w:t>
+      </w:r>
+      <w:r>
+        <w:t xml:space="preserve"> depth-weighted person-years (P10 2,700 – P90 30,000; wide uncertainty)</w:t>
+      </w:r>
+    </w:p>
+    <w:p>
+      <w:r>
+        <w:rPr>
+          <w:b/>
+        </w:rPr>
+        <w:t>Evidence plan</w:t>
+      </w:r>
+    </w:p>
+    <w:p>
+      <w:r>
+        <w:t>1. Compare with a group that did not get the product (a comparison group or a credible baseline), ideally run by someone independent. — Moves evidence from level 2 to 3, nets out deadweight and narrows the range (now ×11.0 from P10 to P90).</w:t>
+      </w:r>
+    </w:p>
+    <w:p>
+      <w:r>
+        <w:t>2. Back the main figures with data: monitoring records, surveys or audited accounts. — Evidence quality is moderate (40/100).</w:t>
       </w:r>
     </w:p>
     <w:p>

--- a/demo/brightpath_finance/brightpath_finance_ic_memo.docx
+++ b/demo/brightpath_finance/brightpath_finance_ic_memo.docx
@@ -137,7 +137,7 @@
         <w:rPr>
           <w:b/>
         </w:rPr>
-        <w:t>8,700</w:t>
+        <w:t>9,000</w:t>
       </w:r>
       <w:r>
         <w:t xml:space="preserve"> depth-weighted person-years (P10 2,700 – P90 30,000; wide uncertainty)</w:t>
@@ -153,7 +153,7 @@
     </w:p>
     <w:p>
       <w:r>
-        <w:t>1. Compare with a group that did not get the product (a comparison group or a credible baseline), ideally run by someone independent. — Moves evidence from level 2 to 3, nets out deadweight and narrows the range (now ×11.0 from P10 to P90).</w:t>
+        <w:t>1. Compare with a group that did not get the product (a comparison group or a credible baseline), ideally run by someone independent. — Moves evidence from level 2 to 3, nets out deadweight and narrows the range (now ×11.1 from P10 to P90).</w:t>
       </w:r>
     </w:p>
     <w:p>

--- a/demo/brightpath_finance/brightpath_finance_ic_memo.docx
+++ b/demo/brightpath_finance/brightpath_finance_ic_memo.docx
@@ -21,7 +21,7 @@
         <w:t>Date</w:t>
       </w:r>
       <w:r>
-        <w:t>: 2026-10-08</w:t>
+        <w:t>: 2026-10-09</w:t>
       </w:r>
     </w:p>
     <w:p>
